--- a/FRUTAS.docx
+++ b/FRUTAS.docx
@@ -87,6 +87,99 @@
         </w:rPr>
         <w:t xml:space="preserve">Carvajal </w:t>
       </w:r>
+    </w:p>
+    <w:p>
+      <w:pPr>
+        <w:rPr>
+          <w:lang w:val="es-ES"/>
+        </w:rPr>
+      </w:pPr>
+      <w:r>
+        <w:rPr>
+          <w:lang w:val="es-ES"/>
+        </w:rPr>
+        <w:t xml:space="preserve">ARRIGUI </w:t>
+      </w:r>
+    </w:p>
+    <w:p>
+      <w:pPr>
+        <w:rPr>
+          <w:lang w:val="es-ES"/>
+        </w:rPr>
+      </w:pPr>
+      <w:proofErr w:type="spellStart"/>
+      <w:r>
+        <w:rPr>
+          <w:lang w:val="es-ES"/>
+        </w:rPr>
+        <w:t>Calapzu</w:t>
+      </w:r>
+      <w:proofErr w:type="spellEnd"/>
+      <w:r>
+        <w:rPr>
+          <w:lang w:val="es-ES"/>
+        </w:rPr>
+        <w:t xml:space="preserve"> </w:t>
+      </w:r>
+    </w:p>
+    <w:p>
+      <w:pPr>
+        <w:rPr>
+          <w:lang w:val="es-ES"/>
+        </w:rPr>
+      </w:pPr>
+      <w:r>
+        <w:rPr>
+          <w:lang w:val="es-ES"/>
+        </w:rPr>
+        <w:t>Díaz</w:t>
+      </w:r>
+    </w:p>
+    <w:p>
+      <w:pPr>
+        <w:rPr>
+          <w:lang w:val="es-ES"/>
+        </w:rPr>
+      </w:pPr>
+      <w:r>
+        <w:rPr>
+          <w:lang w:val="es-ES"/>
+        </w:rPr>
+        <w:t xml:space="preserve">Oviedo </w:t>
+      </w:r>
+    </w:p>
+    <w:p>
+      <w:pPr>
+        <w:rPr>
+          <w:lang w:val="es-ES"/>
+        </w:rPr>
+      </w:pPr>
+      <w:r>
+        <w:rPr>
+          <w:lang w:val="es-ES"/>
+        </w:rPr>
+        <w:t xml:space="preserve">Fajardo </w:t>
+      </w:r>
+    </w:p>
+    <w:p>
+      <w:pPr>
+        <w:rPr>
+          <w:lang w:val="es-ES"/>
+        </w:rPr>
+      </w:pPr>
+      <w:r>
+        <w:rPr>
+          <w:lang w:val="es-ES"/>
+        </w:rPr>
+        <w:t xml:space="preserve">Gonzales </w:t>
+      </w:r>
+    </w:p>
+    <w:p>
+      <w:pPr>
+        <w:rPr>
+          <w:lang w:val="es-ES"/>
+        </w:rPr>
+      </w:pPr>
     </w:p>
     <w:sectPr>
       <w:pgSz w:w="12240" w:h="15840"/>
